--- a/docs/Architecture Decisons Records.docx
+++ b/docs/Architecture Decisons Records.docx
@@ -6080,400 +6080,90 @@
         </w:rPr>
         <w:t>.</w:t>
       </w:r>
+      <w:r>
+        <w:rPr>
+          <w:rFonts w:ascii="Times New Roman" w:hAnsi="Times New Roman" w:cs="Times New Roman"/>
+          <w:sz w:val="22"/>
+        </w:rPr>
+        <w:br/>
+      </w:r>
+      <w:r>
+        <w:rPr>
+          <w:rFonts w:ascii="Times New Roman" w:hAnsi="Times New Roman" w:cs="Times New Roman"/>
+          <w:b/>
+          <w:bCs/>
+          <w:sz w:val="22"/>
+        </w:rPr>
+        <w:t>Create Test User</w:t>
+      </w:r>
+      <w:r>
+        <w:rPr>
+          <w:rFonts w:ascii="Times New Roman" w:hAnsi="Times New Roman" w:cs="Times New Roman"/>
+          <w:b/>
+          <w:bCs/>
+          <w:sz w:val="22"/>
+        </w:rPr>
+        <w:t>s</w:t>
+      </w:r>
     </w:p>
     <w:p>
       <w:pPr>
-        <w:pStyle w:val="Heading2"/>
-        <w:rPr>
-          <w:rFonts w:ascii="Times New Roman" w:hAnsi="Times New Roman" w:cs="Times New Roman"/>
-          <w:szCs w:val="24"/>
-        </w:rPr>
-      </w:pPr>
-      <w:r>
-        <w:rPr>
-          <w:rFonts w:ascii="Times New Roman" w:hAnsi="Times New Roman" w:cs="Times New Roman"/>
-          <w:szCs w:val="24"/>
-        </w:rPr>
-        <w:t>1</w:t>
-      </w:r>
-      <w:r>
-        <w:rPr>
-          <w:rFonts w:ascii="Times New Roman" w:hAnsi="Times New Roman" w:cs="Times New Roman"/>
-          <w:szCs w:val="24"/>
-        </w:rPr>
-        <w:t>3</w:t>
-      </w:r>
-      <w:r>
-        <w:rPr>
-          <w:rFonts w:ascii="Times New Roman" w:hAnsi="Times New Roman" w:cs="Times New Roman"/>
-          <w:szCs w:val="24"/>
-        </w:rPr>
-        <w:t>.4 Default users</w:t>
-      </w:r>
-    </w:p>
-    <w:tbl>
-      <w:tblPr>
-        <w:tblStyle w:val="TableGrid"/>
-        <w:tblW w:w="0" w:type="auto"/>
-        <w:jc w:val="center"/>
-        <w:tblLook w:val="04A0" w:firstRow="1" w:lastRow="0" w:firstColumn="1" w:lastColumn="0" w:noHBand="0" w:noVBand="1"/>
-      </w:tblPr>
-      <w:tblGrid>
-        <w:gridCol w:w="3405"/>
-        <w:gridCol w:w="3405"/>
-        <w:gridCol w:w="3404"/>
-      </w:tblGrid>
-      <w:tr>
-        <w:trPr>
-          <w:jc w:val="center"/>
-        </w:trPr>
-        <w:tc>
-          <w:tcPr>
-            <w:tcW w:w="3408" w:type="dxa"/>
-            <w:shd w:val="clear" w:color="auto" w:fill="D9EAF7"/>
-          </w:tcPr>
-          <w:p>
-            <w:pPr>
-              <w:rPr>
-                <w:rFonts w:ascii="Times New Roman" w:hAnsi="Times New Roman" w:cs="Times New Roman"/>
-                <w:sz w:val="22"/>
-              </w:rPr>
-            </w:pPr>
-            <w:r>
-              <w:rPr>
-                <w:rFonts w:ascii="Times New Roman" w:hAnsi="Times New Roman" w:cs="Times New Roman"/>
-                <w:sz w:val="22"/>
-              </w:rPr>
-              <w:t>Role</w:t>
-            </w:r>
-          </w:p>
-        </w:tc>
-        <w:tc>
-          <w:tcPr>
-            <w:tcW w:w="3408" w:type="dxa"/>
-            <w:shd w:val="clear" w:color="auto" w:fill="D9EAF7"/>
-          </w:tcPr>
-          <w:p>
-            <w:pPr>
-              <w:rPr>
-                <w:rFonts w:ascii="Times New Roman" w:hAnsi="Times New Roman" w:cs="Times New Roman"/>
-                <w:sz w:val="22"/>
-              </w:rPr>
-            </w:pPr>
-            <w:r>
-              <w:rPr>
-                <w:rFonts w:ascii="Times New Roman" w:hAnsi="Times New Roman" w:cs="Times New Roman"/>
-                <w:sz w:val="22"/>
-              </w:rPr>
-              <w:t>Email</w:t>
-            </w:r>
-          </w:p>
-        </w:tc>
-        <w:tc>
-          <w:tcPr>
-            <w:tcW w:w="3408" w:type="dxa"/>
-            <w:shd w:val="clear" w:color="auto" w:fill="D9EAF7"/>
-          </w:tcPr>
-          <w:p>
-            <w:pPr>
-              <w:rPr>
-                <w:rFonts w:ascii="Times New Roman" w:hAnsi="Times New Roman" w:cs="Times New Roman"/>
-                <w:sz w:val="22"/>
-              </w:rPr>
-            </w:pPr>
-            <w:r>
-              <w:rPr>
-                <w:rFonts w:ascii="Times New Roman" w:hAnsi="Times New Roman" w:cs="Times New Roman"/>
-                <w:sz w:val="22"/>
-              </w:rPr>
-              <w:t>Password</w:t>
-            </w:r>
-          </w:p>
-        </w:tc>
-      </w:tr>
-      <w:tr>
-        <w:trPr>
-          <w:jc w:val="center"/>
-        </w:trPr>
-        <w:tc>
-          <w:tcPr>
-            <w:tcW w:w="3408" w:type="dxa"/>
-          </w:tcPr>
-          <w:p>
-            <w:pPr>
-              <w:rPr>
-                <w:rFonts w:ascii="Times New Roman" w:hAnsi="Times New Roman" w:cs="Times New Roman"/>
-                <w:sz w:val="22"/>
-              </w:rPr>
-            </w:pPr>
-            <w:r>
-              <w:rPr>
-                <w:rFonts w:ascii="Times New Roman" w:hAnsi="Times New Roman" w:cs="Times New Roman"/>
-                <w:sz w:val="22"/>
-              </w:rPr>
-              <w:t>ADMIN</w:t>
-            </w:r>
-          </w:p>
-        </w:tc>
-        <w:tc>
-          <w:tcPr>
-            <w:tcW w:w="3408" w:type="dxa"/>
-          </w:tcPr>
-          <w:p>
-            <w:pPr>
-              <w:rPr>
-                <w:rFonts w:ascii="Times New Roman" w:hAnsi="Times New Roman" w:cs="Times New Roman"/>
-                <w:sz w:val="22"/>
-              </w:rPr>
-            </w:pPr>
-            <w:r>
-              <w:rPr>
-                <w:rFonts w:ascii="Times New Roman" w:hAnsi="Times New Roman" w:cs="Times New Roman"/>
-                <w:sz w:val="22"/>
-              </w:rPr>
-              <w:t>admin@bnr.rw</w:t>
-            </w:r>
-          </w:p>
-        </w:tc>
-        <w:tc>
-          <w:tcPr>
-            <w:tcW w:w="3408" w:type="dxa"/>
-          </w:tcPr>
-          <w:p>
-            <w:pPr>
-              <w:rPr>
-                <w:rFonts w:ascii="Times New Roman" w:hAnsi="Times New Roman" w:cs="Times New Roman"/>
-                <w:sz w:val="22"/>
-              </w:rPr>
-            </w:pPr>
-            <w:r>
-              <w:rPr>
-                <w:rFonts w:ascii="Times New Roman" w:hAnsi="Times New Roman" w:cs="Times New Roman"/>
-                <w:sz w:val="22"/>
-              </w:rPr>
-              <w:t>admin123</w:t>
-            </w:r>
-          </w:p>
-        </w:tc>
-      </w:tr>
-      <w:tr>
-        <w:trPr>
-          <w:jc w:val="center"/>
-        </w:trPr>
-        <w:tc>
-          <w:tcPr>
-            <w:tcW w:w="3408" w:type="dxa"/>
-          </w:tcPr>
-          <w:p>
-            <w:pPr>
-              <w:rPr>
-                <w:rFonts w:ascii="Times New Roman" w:hAnsi="Times New Roman" w:cs="Times New Roman"/>
-                <w:sz w:val="22"/>
-              </w:rPr>
-            </w:pPr>
-            <w:r>
-              <w:rPr>
-                <w:rFonts w:ascii="Times New Roman" w:hAnsi="Times New Roman" w:cs="Times New Roman"/>
-                <w:sz w:val="22"/>
-              </w:rPr>
-              <w:t>APPLICANT</w:t>
-            </w:r>
-          </w:p>
-        </w:tc>
-        <w:tc>
-          <w:tcPr>
-            <w:tcW w:w="3408" w:type="dxa"/>
-          </w:tcPr>
-          <w:p>
-            <w:pPr>
-              <w:rPr>
-                <w:rFonts w:ascii="Times New Roman" w:hAnsi="Times New Roman" w:cs="Times New Roman"/>
-                <w:sz w:val="22"/>
-              </w:rPr>
-            </w:pPr>
-            <w:r>
-              <w:rPr>
-                <w:rFonts w:ascii="Times New Roman" w:hAnsi="Times New Roman" w:cs="Times New Roman"/>
-                <w:sz w:val="22"/>
-              </w:rPr>
-              <w:t>applicant@bnr.rw</w:t>
-            </w:r>
-          </w:p>
-        </w:tc>
-        <w:tc>
-          <w:tcPr>
-            <w:tcW w:w="3408" w:type="dxa"/>
-          </w:tcPr>
-          <w:p>
-            <w:pPr>
-              <w:rPr>
-                <w:rFonts w:ascii="Times New Roman" w:hAnsi="Times New Roman" w:cs="Times New Roman"/>
-                <w:sz w:val="22"/>
-              </w:rPr>
-            </w:pPr>
-            <w:r>
-              <w:rPr>
-                <w:rFonts w:ascii="Times New Roman" w:hAnsi="Times New Roman" w:cs="Times New Roman"/>
-                <w:sz w:val="22"/>
-              </w:rPr>
-              <w:t>applicant123</w:t>
-            </w:r>
-          </w:p>
-        </w:tc>
-      </w:tr>
-      <w:tr>
-        <w:trPr>
-          <w:jc w:val="center"/>
-        </w:trPr>
-        <w:tc>
-          <w:tcPr>
-            <w:tcW w:w="3408" w:type="dxa"/>
-          </w:tcPr>
-          <w:p>
-            <w:pPr>
-              <w:rPr>
-                <w:rFonts w:ascii="Times New Roman" w:hAnsi="Times New Roman" w:cs="Times New Roman"/>
-                <w:sz w:val="22"/>
-              </w:rPr>
-            </w:pPr>
-            <w:r>
-              <w:rPr>
-                <w:rFonts w:ascii="Times New Roman" w:hAnsi="Times New Roman" w:cs="Times New Roman"/>
-                <w:sz w:val="22"/>
-              </w:rPr>
-              <w:t>REVIEWER</w:t>
-            </w:r>
-          </w:p>
-        </w:tc>
-        <w:tc>
-          <w:tcPr>
-            <w:tcW w:w="3408" w:type="dxa"/>
-          </w:tcPr>
-          <w:p>
-            <w:pPr>
-              <w:rPr>
-                <w:rFonts w:ascii="Times New Roman" w:hAnsi="Times New Roman" w:cs="Times New Roman"/>
-                <w:sz w:val="22"/>
-              </w:rPr>
-            </w:pPr>
-            <w:r>
-              <w:rPr>
-                <w:rFonts w:ascii="Times New Roman" w:hAnsi="Times New Roman" w:cs="Times New Roman"/>
-                <w:sz w:val="22"/>
-              </w:rPr>
-              <w:t>reviewer@bnr.rw</w:t>
-            </w:r>
-          </w:p>
-        </w:tc>
-        <w:tc>
-          <w:tcPr>
-            <w:tcW w:w="3408" w:type="dxa"/>
-          </w:tcPr>
-          <w:p>
-            <w:pPr>
-              <w:rPr>
-                <w:rFonts w:ascii="Times New Roman" w:hAnsi="Times New Roman" w:cs="Times New Roman"/>
-                <w:sz w:val="22"/>
-              </w:rPr>
-            </w:pPr>
-            <w:r>
-              <w:rPr>
-                <w:rFonts w:ascii="Times New Roman" w:hAnsi="Times New Roman" w:cs="Times New Roman"/>
-                <w:sz w:val="22"/>
-              </w:rPr>
-              <w:t>reviewer123</w:t>
-            </w:r>
-          </w:p>
-        </w:tc>
-      </w:tr>
-      <w:tr>
-        <w:trPr>
-          <w:jc w:val="center"/>
-        </w:trPr>
-        <w:tc>
-          <w:tcPr>
-            <w:tcW w:w="3408" w:type="dxa"/>
-          </w:tcPr>
-          <w:p>
-            <w:pPr>
-              <w:rPr>
-                <w:rFonts w:ascii="Times New Roman" w:hAnsi="Times New Roman" w:cs="Times New Roman"/>
-                <w:sz w:val="22"/>
-              </w:rPr>
-            </w:pPr>
-            <w:r>
-              <w:rPr>
-                <w:rFonts w:ascii="Times New Roman" w:hAnsi="Times New Roman" w:cs="Times New Roman"/>
-                <w:sz w:val="22"/>
-              </w:rPr>
-              <w:t>APPROVER</w:t>
-            </w:r>
-          </w:p>
-        </w:tc>
-        <w:tc>
-          <w:tcPr>
-            <w:tcW w:w="3408" w:type="dxa"/>
-          </w:tcPr>
-          <w:p>
-            <w:pPr>
-              <w:rPr>
-                <w:rFonts w:ascii="Times New Roman" w:hAnsi="Times New Roman" w:cs="Times New Roman"/>
-                <w:sz w:val="22"/>
-              </w:rPr>
-            </w:pPr>
-            <w:r>
-              <w:rPr>
-                <w:rFonts w:ascii="Times New Roman" w:hAnsi="Times New Roman" w:cs="Times New Roman"/>
-                <w:sz w:val="22"/>
-              </w:rPr>
-              <w:t>approver@bnr.rw</w:t>
-            </w:r>
-          </w:p>
-        </w:tc>
-        <w:tc>
-          <w:tcPr>
-            <w:tcW w:w="3408" w:type="dxa"/>
-          </w:tcPr>
-          <w:p>
-            <w:pPr>
-              <w:rPr>
-                <w:rFonts w:ascii="Times New Roman" w:hAnsi="Times New Roman" w:cs="Times New Roman"/>
-                <w:sz w:val="22"/>
-              </w:rPr>
-            </w:pPr>
-            <w:r>
-              <w:rPr>
-                <w:rFonts w:ascii="Times New Roman" w:hAnsi="Times New Roman" w:cs="Times New Roman"/>
-                <w:sz w:val="22"/>
-              </w:rPr>
-              <w:t>approver123</w:t>
-            </w:r>
-          </w:p>
-        </w:tc>
-      </w:tr>
-    </w:tbl>
-    <w:p>
-      <w:pPr>
-        <w:rPr>
-          <w:rFonts w:ascii="Times New Roman" w:hAnsi="Times New Roman" w:cs="Times New Roman"/>
-          <w:sz w:val="22"/>
-        </w:rPr>
-      </w:pPr>
+        <w:rPr>
+          <w:rFonts w:ascii="Times New Roman" w:hAnsi="Times New Roman" w:cs="Times New Roman"/>
+          <w:sz w:val="22"/>
+        </w:rPr>
+      </w:pPr>
+      <w:r>
+        <w:rPr>
+          <w:rFonts w:ascii="Times New Roman" w:hAnsi="Times New Roman" w:cs="Times New Roman"/>
+          <w:sz w:val="22"/>
+        </w:rPr>
+        <w:t>First create admin using /</w:t>
+      </w:r>
+      <w:proofErr w:type="spellStart"/>
+      <w:r>
+        <w:rPr>
+          <w:rFonts w:ascii="Times New Roman" w:hAnsi="Times New Roman" w:cs="Times New Roman"/>
+          <w:sz w:val="22"/>
+        </w:rPr>
+        <w:t>api</w:t>
+      </w:r>
+      <w:proofErr w:type="spellEnd"/>
+      <w:r>
+        <w:rPr>
+          <w:rFonts w:ascii="Times New Roman" w:hAnsi="Times New Roman" w:cs="Times New Roman"/>
+          <w:sz w:val="22"/>
+        </w:rPr>
+        <w:t>/setup/admin, then create applicant/reviewer/approver from the Users screen or /</w:t>
+      </w:r>
+      <w:proofErr w:type="spellStart"/>
+      <w:r>
+        <w:rPr>
+          <w:rFonts w:ascii="Times New Roman" w:hAnsi="Times New Roman" w:cs="Times New Roman"/>
+          <w:sz w:val="22"/>
+        </w:rPr>
+        <w:t>api</w:t>
+      </w:r>
+      <w:proofErr w:type="spellEnd"/>
+      <w:r>
+        <w:rPr>
+          <w:rFonts w:ascii="Times New Roman" w:hAnsi="Times New Roman" w:cs="Times New Roman"/>
+          <w:sz w:val="22"/>
+        </w:rPr>
+        <w:t>/users.</w:t>
+      </w:r>
     </w:p>
     <w:p>
       <w:pPr>
-        <w:pStyle w:val="Heading2"/>
-        <w:rPr>
-          <w:rFonts w:ascii="Times New Roman" w:hAnsi="Times New Roman" w:cs="Times New Roman"/>
-          <w:sz w:val="22"/>
-          <w:szCs w:val="22"/>
-        </w:rPr>
-      </w:pPr>
-      <w:r>
-        <w:rPr>
-          <w:rFonts w:ascii="Times New Roman" w:hAnsi="Times New Roman" w:cs="Times New Roman"/>
-          <w:sz w:val="22"/>
-          <w:szCs w:val="22"/>
+        <w:rPr>
+          <w:rFonts w:ascii="Times New Roman" w:hAnsi="Times New Roman" w:cs="Times New Roman"/>
+          <w:sz w:val="22"/>
+        </w:rPr>
+      </w:pPr>
+      <w:r>
+        <w:rPr>
+          <w:rFonts w:ascii="Times New Roman" w:hAnsi="Times New Roman" w:cs="Times New Roman"/>
+          <w:sz w:val="22"/>
         </w:rPr>
         <w:t>1</w:t>
       </w:r>
@@ -6481,7 +6171,6 @@
         <w:rPr>
           <w:rFonts w:ascii="Times New Roman" w:hAnsi="Times New Roman" w:cs="Times New Roman"/>
           <w:sz w:val="22"/>
-          <w:szCs w:val="22"/>
         </w:rPr>
         <w:t>3</w:t>
       </w:r>
@@ -6489,7 +6178,6 @@
         <w:rPr>
           <w:rFonts w:ascii="Times New Roman" w:hAnsi="Times New Roman" w:cs="Times New Roman"/>
           <w:sz w:val="22"/>
-          <w:szCs w:val="22"/>
         </w:rPr>
         <w:t>.5 End-to-end test flow</w:t>
       </w:r>
